--- a/docs/assets/downloads/templates/interior-design-scope-of-work-blank.docx
+++ b/docs/assets/downloads/templates/interior-design-scope-of-work-blank.docx
@@ -25,7 +25,7 @@
         <w:spacing w:after="140"/>
       </w:pPr>
       <w:r>
-        <w:t xml:space="preserve">OpenLintel • Educational planning resource • September 14, 2026</w:t>
+        <w:t xml:space="preserve">OpenLintel • Educational planning resource • September 15, 2026</w:t>
       </w:r>
     </w:p>
     <w:p>
@@ -51,7 +51,7 @@
         <w:spacing w:after="140"/>
       </w:pPr>
       <w:r>
-        <w:t xml:space="preserve">Use this as a planning attachment to a project discussion. Agree responsible parties and interfaces explicitly; this document contains no legal terms and does not replace a project agreement.</w:t>
+        <w:t xml:space="preserve">Use this as a planning attachment to a project discussion. Agree responsible parties and interfaces explicitly; this document contains no legal terms and does not replace a project agreement. Review each exclusion for an unresolved interface; name the needed provider without inventing an appointment.</w:t>
       </w:r>
     </w:p>
     <w:p>

--- a/docs/assets/downloads/templates/interior-design-scope-of-work-blank.docx
+++ b/docs/assets/downloads/templates/interior-design-scope-of-work-blank.docx
@@ -431,14 +431,6 @@
       </w:pPr>
       <w:r>
         <w:t xml:space="preserve">[Enter your project information here. Leave unknowns explicit.]</w:t>
-      </w:r>
-    </w:p>
-    <w:p>
-      <w:pPr>
-        <w:spacing w:after="140"/>
-      </w:pPr>
-      <w:r>
-        <w:t xml:space="preserve"> </w:t>
       </w:r>
     </w:p>
     <w:sectPr>

--- a/docs/assets/downloads/templates/interior-design-scope-of-work-blank.docx
+++ b/docs/assets/downloads/templates/interior-design-scope-of-work-blank.docx
@@ -6,7 +6,7 @@
       <w:pPr>
         <w:pStyle w:val="Title"/>
         <w:keepNext/>
-        <w:spacing w:after="140"/>
+        <w:spacing w:after="100"/>
       </w:pPr>
       <w:r>
         <w:t xml:space="preserve">Interior design scope of work template</w:t>
@@ -14,7 +14,7 @@
     </w:p>
     <w:p>
       <w:pPr>
-        <w:spacing w:after="140"/>
+        <w:spacing w:after="100"/>
       </w:pPr>
       <w:r>
         <w:t xml:space="preserve">Blank editable template</w:t>
@@ -22,15 +22,15 @@
     </w:p>
     <w:p>
       <w:pPr>
-        <w:spacing w:after="140"/>
-      </w:pPr>
-      <w:r>
-        <w:t xml:space="preserve">OpenLintel • Educational planning resource • September 15, 2026</w:t>
-      </w:r>
-    </w:p>
-    <w:p>
-      <w:pPr>
-        <w:spacing w:after="140"/>
+        <w:spacing w:after="100"/>
+      </w:pPr>
+      <w:r>
+        <w:t xml:space="preserve">OpenLintel • Educational planning resource • September 26, 2026</w:t>
+      </w:r>
+    </w:p>
+    <w:p>
+      <w:pPr>
+        <w:spacing w:after="100"/>
       </w:pPr>
       <w:r>
         <w:t xml:space="preserve">Illustrative teaching extension of The Window Room; not a client record, supplier quote, site survey, or construction-ready document. Pending professional review.</w:t>
@@ -40,7 +40,7 @@
       <w:pPr>
         <w:pStyle w:val="Heading1"/>
         <w:keepNext/>
-        <w:spacing w:after="140"/>
+        <w:spacing w:after="100"/>
       </w:pPr>
       <w:r>
         <w:t xml:space="preserve">How to use</w:t>
@@ -48,7 +48,7 @@
     </w:p>
     <w:p>
       <w:pPr>
-        <w:spacing w:after="140"/>
+        <w:spacing w:after="100"/>
       </w:pPr>
       <w:r>
         <w:t xml:space="preserve">Use this as a planning attachment to a project discussion. Agree responsible parties and interfaces explicitly; this document contains no legal terms and does not replace a project agreement. Review each exclusion for an unresolved interface; name the needed provider without inventing an appointment.</w:t>
@@ -61,7 +61,7 @@
           <w:ilvl w:val="0"/>
           <w:numId w:val="1"/>
         </w:numPr>
-        <w:spacing w:after="140"/>
+        <w:spacing w:after="100"/>
       </w:pPr>
       <w:r>
         <w:t xml:space="preserve">Name the deliverable and its intended use.</w:t>
@@ -74,7 +74,7 @@
           <w:ilvl w:val="0"/>
           <w:numId w:val="1"/>
         </w:numPr>
-        <w:spacing w:after="140"/>
+        <w:spacing w:after="100"/>
       </w:pPr>
       <w:r>
         <w:t xml:space="preserve">Assign responsibility at each handoff, including work provided by others.</w:t>
@@ -87,7 +87,7 @@
           <w:ilvl w:val="0"/>
           <w:numId w:val="1"/>
         </w:numPr>
-        <w:spacing w:after="140"/>
+        <w:spacing w:after="100"/>
       </w:pPr>
       <w:r>
         <w:t xml:space="preserve">Record changes against the agreed baseline rather than overwriting it.</w:t>
@@ -97,7 +97,7 @@
       <w:pPr>
         <w:pStyle w:val="Heading1"/>
         <w:keepNext/>
-        <w:spacing w:after="140"/>
+        <w:spacing w:after="100"/>
       </w:pPr>
       <w:r>
         <w:t xml:space="preserve">Review before use</w:t>
@@ -110,7 +110,7 @@
           <w:ilvl w:val="0"/>
           <w:numId w:val="1"/>
         </w:numPr>
-        <w:spacing w:after="140"/>
+        <w:spacing w:after="100"/>
       </w:pPr>
       <w:r>
         <w:t xml:space="preserve">An exclusion is not a complete plan unless someone owns the interface.</w:t>
@@ -123,7 +123,7 @@
           <w:ilvl w:val="0"/>
           <w:numId w:val="1"/>
         </w:numPr>
-        <w:spacing w:after="140"/>
+        <w:spacing w:after="100"/>
       </w:pPr>
       <w:r>
         <w:t xml:space="preserve">A concept drawing is not automatically a construction document.</w:t>
@@ -136,7 +136,7 @@
           <w:ilvl w:val="0"/>
           <w:numId w:val="1"/>
         </w:numPr>
-        <w:spacing w:after="140"/>
+        <w:spacing w:after="100"/>
       </w:pPr>
       <w:r>
         <w:t xml:space="preserve">A task list without an agreed boundary does not define scope.</w:t>
@@ -144,7 +144,7 @@
     </w:p>
     <w:p>
       <w:pPr>
-        <w:spacing w:after="140"/>
+        <w:spacing w:after="100"/>
       </w:pPr>
       <w:r>
         <w:t xml:space="preserve">Replace illustrative information with verified project records. No approval, legal agreement, or construction readiness is represented. Keep completed client documents in your own secure system.</w:t>
@@ -155,7 +155,7 @@
         <w:pStyle w:val="Heading1"/>
         <w:keepNext/>
         <w:pageBreakBefore/>
-        <w:spacing w:after="140"/>
+        <w:spacing w:after="100"/>
       </w:pPr>
       <w:r>
         <w:t xml:space="preserve">Your project</w:t>
@@ -165,7 +165,7 @@
       <w:pPr>
         <w:pStyle w:val="Heading2"/>
         <w:keepNext/>
-        <w:spacing w:after="140"/>
+        <w:spacing w:after="100"/>
       </w:pPr>
       <w:r>
         <w:t xml:space="preserve">Project boundary</w:t>
@@ -174,7 +174,7 @@
     <w:p>
       <w:pPr>
         <w:keepNext/>
-        <w:spacing w:after="140"/>
+        <w:spacing w:after="100"/>
       </w:pPr>
       <w:r>
         <w:t xml:space="preserve">Name included rooms and distinguish work areas from adjacent coordination areas.</w:t>
@@ -182,7 +182,7 @@
     </w:p>
     <w:p>
       <w:pPr>
-        <w:spacing w:after="140"/>
+        <w:spacing w:after="100"/>
       </w:pPr>
       <w:r>
         <w:t xml:space="preserve">[Enter your project information here. Leave unknowns explicit.]</w:t>
@@ -190,7 +190,7 @@
     </w:p>
     <w:p>
       <w:pPr>
-        <w:spacing w:after="140"/>
+        <w:spacing w:after="100"/>
       </w:pPr>
       <w:r>
         <w:t xml:space="preserve"> </w:t>
@@ -200,7 +200,7 @@
       <w:pPr>
         <w:pStyle w:val="Heading2"/>
         <w:keepNext/>
-        <w:spacing w:after="140"/>
+        <w:spacing w:after="100"/>
       </w:pPr>
       <w:r>
         <w:t xml:space="preserve">Discovery and brief</w:t>
@@ -209,7 +209,7 @@
     <w:p>
       <w:pPr>
         <w:keepNext/>
-        <w:spacing w:after="140"/>
+        <w:spacing w:after="100"/>
       </w:pPr>
       <w:r>
         <w:t xml:space="preserve">List the information to gather and the output to review.</w:t>
@@ -217,7 +217,7 @@
     </w:p>
     <w:p>
       <w:pPr>
-        <w:spacing w:after="140"/>
+        <w:spacing w:after="100"/>
       </w:pPr>
       <w:r>
         <w:t xml:space="preserve">[Enter your project information here. Leave unknowns explicit.]</w:t>
@@ -225,7 +225,7 @@
     </w:p>
     <w:p>
       <w:pPr>
-        <w:spacing w:after="140"/>
+        <w:spacing w:after="100"/>
       </w:pPr>
       <w:r>
         <w:t xml:space="preserve"> </w:t>
@@ -235,7 +235,7 @@
       <w:pPr>
         <w:pStyle w:val="Heading2"/>
         <w:keepNext/>
-        <w:spacing w:after="140"/>
+        <w:spacing w:after="100"/>
       </w:pPr>
       <w:r>
         <w:t xml:space="preserve">Concept development</w:t>
@@ -244,7 +244,7 @@
     <w:p>
       <w:pPr>
         <w:keepNext/>
-        <w:spacing w:after="140"/>
+        <w:spacing w:after="100"/>
       </w:pPr>
       <w:r>
         <w:t xml:space="preserve">State what will be compared and what happens after selection.</w:t>
@@ -252,7 +252,7 @@
     </w:p>
     <w:p>
       <w:pPr>
-        <w:spacing w:after="140"/>
+        <w:spacing w:after="100"/>
       </w:pPr>
       <w:r>
         <w:t xml:space="preserve">[Enter your project information here. Leave unknowns explicit.]</w:t>
@@ -260,7 +260,7 @@
     </w:p>
     <w:p>
       <w:pPr>
-        <w:spacing w:after="140"/>
+        <w:spacing w:after="100"/>
       </w:pPr>
       <w:r>
         <w:t xml:space="preserve"> </w:t>
@@ -270,7 +270,7 @@
       <w:pPr>
         <w:pStyle w:val="Heading2"/>
         <w:keepNext/>
-        <w:spacing w:after="140"/>
+        <w:spacing w:after="100"/>
       </w:pPr>
       <w:r>
         <w:t xml:space="preserve">Drawings and schedules</w:t>
@@ -279,7 +279,7 @@
     <w:p>
       <w:pPr>
         <w:keepNext/>
-        <w:spacing w:after="140"/>
+        <w:spacing w:after="100"/>
       </w:pPr>
       <w:r>
         <w:t xml:space="preserve">Specify document names, intended use, and level of detail.</w:t>
@@ -287,7 +287,7 @@
     </w:p>
     <w:p>
       <w:pPr>
-        <w:spacing w:after="140"/>
+        <w:spacing w:after="100"/>
       </w:pPr>
       <w:r>
         <w:t xml:space="preserve">[Enter your project information here. Leave unknowns explicit.]</w:t>
@@ -295,7 +295,7 @@
     </w:p>
     <w:p>
       <w:pPr>
-        <w:spacing w:after="140"/>
+        <w:spacing w:after="100"/>
       </w:pPr>
       <w:r>
         <w:t xml:space="preserve"> </w:t>
@@ -305,7 +305,7 @@
       <w:pPr>
         <w:pStyle w:val="Heading2"/>
         <w:keepNext/>
-        <w:spacing w:after="140"/>
+        <w:spacing w:after="100"/>
       </w:pPr>
       <w:r>
         <w:t xml:space="preserve">Responsibilities</w:t>
@@ -314,7 +314,7 @@
     <w:p>
       <w:pPr>
         <w:keepNext/>
-        <w:spacing w:after="140"/>
+        <w:spacing w:after="100"/>
       </w:pPr>
       <w:r>
         <w:t xml:space="preserve">Record who provides measurements, approves selections, coordinates specialists, and places orders. Leave unresolved roles explicit.</w:t>
@@ -322,7 +322,7 @@
     </w:p>
     <w:p>
       <w:pPr>
-        <w:spacing w:after="140"/>
+        <w:spacing w:after="100"/>
       </w:pPr>
       <w:r>
         <w:t xml:space="preserve">[Enter your project information here. Leave unknowns explicit.]</w:t>
@@ -330,7 +330,7 @@
     </w:p>
     <w:p>
       <w:pPr>
-        <w:spacing w:after="140"/>
+        <w:spacing w:after="100"/>
       </w:pPr>
       <w:r>
         <w:t xml:space="preserve"> </w:t>
@@ -340,7 +340,7 @@
       <w:pPr>
         <w:pStyle w:val="Heading2"/>
         <w:keepNext/>
-        <w:spacing w:after="140"/>
+        <w:spacing w:after="100"/>
       </w:pPr>
       <w:r>
         <w:t xml:space="preserve">Review checkpoints</w:t>
@@ -349,7 +349,7 @@
     <w:p>
       <w:pPr>
         <w:keepNext/>
-        <w:spacing w:after="140"/>
+        <w:spacing w:after="100"/>
       </w:pPr>
       <w:r>
         <w:t xml:space="preserve">Define when feedback is required and who consolidates it. Put revision allowances in the separately agreed scope.</w:t>
@@ -357,7 +357,7 @@
     </w:p>
     <w:p>
       <w:pPr>
-        <w:spacing w:after="140"/>
+        <w:spacing w:after="100"/>
       </w:pPr>
       <w:r>
         <w:t xml:space="preserve">[Enter your project information here. Leave unknowns explicit.]</w:t>
@@ -365,7 +365,7 @@
     </w:p>
     <w:p>
       <w:pPr>
-        <w:spacing w:after="140"/>
+        <w:spacing w:after="100"/>
       </w:pPr>
       <w:r>
         <w:t xml:space="preserve"> </w:t>
@@ -375,7 +375,7 @@
       <w:pPr>
         <w:pStyle w:val="Heading2"/>
         <w:keepNext/>
-        <w:spacing w:after="140"/>
+        <w:spacing w:after="100"/>
       </w:pPr>
       <w:r>
         <w:t xml:space="preserve">Exclusions and interfaces</w:t>
@@ -384,7 +384,7 @@
     <w:p>
       <w:pPr>
         <w:keepNext/>
-        <w:spacing w:after="140"/>
+        <w:spacing w:after="100"/>
       </w:pPr>
       <w:r>
         <w:t xml:space="preserve">List omitted services and information you must receive from others.</w:t>
@@ -392,7 +392,7 @@
     </w:p>
     <w:p>
       <w:pPr>
-        <w:spacing w:after="140"/>
+        <w:spacing w:after="100"/>
       </w:pPr>
       <w:r>
         <w:t xml:space="preserve">[Enter your project information here. Leave unknowns explicit.]</w:t>
@@ -400,7 +400,7 @@
     </w:p>
     <w:p>
       <w:pPr>
-        <w:spacing w:after="140"/>
+        <w:spacing w:after="100"/>
       </w:pPr>
       <w:r>
         <w:t xml:space="preserve"> </w:t>
@@ -410,7 +410,7 @@
       <w:pPr>
         <w:pStyle w:val="Heading2"/>
         <w:keepNext/>
-        <w:spacing w:after="140"/>
+        <w:spacing w:after="100"/>
       </w:pPr>
       <w:r>
         <w:t xml:space="preserve">Change record</w:t>
@@ -419,7 +419,7 @@
     <w:p>
       <w:pPr>
         <w:keepNext/>
-        <w:spacing w:after="140"/>
+        <w:spacing w:after="100"/>
       </w:pPr>
       <w:r>
         <w:t xml:space="preserve">Document a requested change and its potential effect before altering the baseline.</w:t>
@@ -427,7 +427,7 @@
     </w:p>
     <w:p>
       <w:pPr>
-        <w:spacing w:after="140"/>
+        <w:spacing w:after="100"/>
       </w:pPr>
       <w:r>
         <w:t xml:space="preserve">[Enter your project information here. Leave unknowns explicit.]</w:t>
@@ -435,7 +435,7 @@
     </w:p>
     <w:sectPr>
       <w:footerReference w:type="default" r:id="rId6"/>
-      <w:pgSz w:w="11906" w:h="16838" w:orient="portrait"/>
+      <w:pgSz w:w="12240" w:h="15840" w:orient="portrait"/>
       <w:pgMar w:top="900" w:right="1000" w:bottom="900" w:left="1000" w:header="708" w:footer="708" w:gutter="0"/>
       <w:pgNumType/>
       <w:docGrid w:linePitch="360"/>
@@ -609,7 +609,7 @@
     </w:rPrDefault>
     <w:pPrDefault>
       <w:pPr>
-        <w:spacing w:line="280"/>
+        <w:spacing w:line="260"/>
       </w:pPr>
     </w:pPrDefault>
   </w:docDefaults>
@@ -646,7 +646,7 @@
     <w:qFormat/>
     <w:pPr>
       <w:keepNext/>
-      <w:spacing w:before="180" w:after="120"/>
+      <w:spacing w:before="140" w:after="100"/>
     </w:pPr>
     <w:rPr>
       <w:rFonts w:ascii="Calibri" w:cs="Calibri" w:eastAsia="Calibri" w:hAnsi="Calibri"/>

--- a/docs/assets/downloads/templates/interior-design-scope-of-work-blank.docx
+++ b/docs/assets/downloads/templates/interior-design-scope-of-work-blank.docx
@@ -6,7 +6,7 @@
       <w:pPr>
         <w:pStyle w:val="Title"/>
         <w:keepNext/>
-        <w:spacing w:after="100"/>
+        <w:spacing w:after="100" w:line="280" w:lineRule="auto"/>
       </w:pPr>
       <w:r>
         <w:t xml:space="preserve">Interior design scope of work template</w:t>
